--- a/docs/Smart_Lost_and_Found_Specification_Document.docx
+++ b/docs/Smart_Lost_and_Found_Specification_Document.docx
@@ -6760,15 +6760,7 @@
     </w:p>
     <w:p>
       <w:r>
-        <w:t xml:space="preserve">The final implementation meets the mandatory AWS service requirements and uses several optional and bonus services, including Cognito, Rekognition, SNS, CloudWatch, and </w:t>
-      </w:r>
-      <w:proofErr w:type="spellStart"/>
-      <w:r>
-        <w:t>EventBridge</w:t>
-      </w:r>
-      <w:proofErr w:type="spellEnd"/>
-      <w:r>
-        <w:t>.</w:t>
+        <w:t>The final implementation meets the mandatory AWS service requirements and uses several optional and bonus services, including Cognito, Rekognition, SNS, CloudWatch, and EventBridge.</w:t>
       </w:r>
     </w:p>
     <w:p/>
@@ -6880,21 +6872,7 @@
         <w:rPr>
           <w:rFonts w:ascii="Aptos" w:hAnsi="Aptos"/>
         </w:rPr>
-        <w:t xml:space="preserve">Scheduled automation using Amazon </w:t>
-      </w:r>
-      <w:proofErr w:type="spellStart"/>
-      <w:r>
-        <w:rPr>
-          <w:rFonts w:ascii="Aptos" w:hAnsi="Aptos"/>
-        </w:rPr>
-        <w:t>EventBridge</w:t>
-      </w:r>
-      <w:proofErr w:type="spellEnd"/>
-      <w:r>
-        <w:rPr>
-          <w:rFonts w:ascii="Aptos" w:hAnsi="Aptos"/>
-        </w:rPr>
-        <w:t>.</w:t>
+        <w:t>Scheduled automation using Amazon EventBridge.</w:t>
       </w:r>
     </w:p>
     <w:p>
@@ -6918,7 +6896,7 @@
     <w:p>
       <w:r>
         <w:pict w14:anchorId="123B5D20">
-          <v:rect id="_x0000_i1057" style="width:0;height:1.5pt" o:hralign="center" o:hrstd="t" o:hr="t" fillcolor="#a0a0a0" stroked="f"/>
+          <v:rect id="_x0000_i1025" style="width:0;height:1.5pt" o:hralign="center" o:hrstd="t" o:hr="t" fillcolor="#a0a0a0" stroked="f"/>
         </w:pict>
       </w:r>
     </w:p>
@@ -6989,14 +6967,12 @@
           <w:rFonts w:ascii="Aptos" w:hAnsi="Aptos"/>
         </w:rPr>
       </w:pPr>
-      <w:proofErr w:type="spellStart"/>
       <w:r>
         <w:rPr>
           <w:rFonts w:ascii="Aptos" w:hAnsi="Aptos"/>
         </w:rPr>
         <w:t>createLostItem</w:t>
       </w:r>
-      <w:proofErr w:type="spellEnd"/>
     </w:p>
     <w:p>
       <w:pPr>
@@ -7009,14 +6985,12 @@
           <w:rFonts w:ascii="Aptos" w:hAnsi="Aptos"/>
         </w:rPr>
       </w:pPr>
-      <w:proofErr w:type="spellStart"/>
       <w:r>
         <w:rPr>
           <w:rFonts w:ascii="Aptos" w:hAnsi="Aptos"/>
         </w:rPr>
         <w:t>getLostItems</w:t>
       </w:r>
-      <w:proofErr w:type="spellEnd"/>
     </w:p>
     <w:p>
       <w:pPr>
@@ -7029,14 +7003,12 @@
           <w:rFonts w:ascii="Aptos" w:hAnsi="Aptos"/>
         </w:rPr>
       </w:pPr>
-      <w:proofErr w:type="spellStart"/>
       <w:r>
         <w:rPr>
           <w:rFonts w:ascii="Aptos" w:hAnsi="Aptos"/>
         </w:rPr>
         <w:t>claimItem</w:t>
       </w:r>
-      <w:proofErr w:type="spellEnd"/>
     </w:p>
     <w:p>
       <w:pPr>
@@ -7049,14 +7021,12 @@
           <w:rFonts w:ascii="Aptos" w:hAnsi="Aptos"/>
         </w:rPr>
       </w:pPr>
-      <w:proofErr w:type="spellStart"/>
       <w:r>
         <w:rPr>
           <w:rFonts w:ascii="Aptos" w:hAnsi="Aptos"/>
         </w:rPr>
         <w:t>updateItemStatus</w:t>
       </w:r>
-      <w:proofErr w:type="spellEnd"/>
     </w:p>
     <w:p>
       <w:pPr>
@@ -7069,14 +7039,30 @@
           <w:rFonts w:ascii="Aptos" w:hAnsi="Aptos"/>
         </w:rPr>
       </w:pPr>
-      <w:proofErr w:type="spellStart"/>
       <w:r>
         <w:rPr>
           <w:rFonts w:ascii="Aptos" w:hAnsi="Aptos"/>
         </w:rPr>
         <w:t>sendDailySummary</w:t>
       </w:r>
-      <w:proofErr w:type="spellEnd"/>
+    </w:p>
+    <w:p>
+      <w:pPr>
+        <w:pStyle w:val="aff2"/>
+        <w:numPr>
+          <w:ilvl w:val="0"/>
+          <w:numId w:val="11"/>
+        </w:numPr>
+        <w:rPr>
+          <w:rFonts w:ascii="Aptos" w:hAnsi="Aptos"/>
+        </w:rPr>
+      </w:pPr>
+      <w:r>
+        <w:rPr>
+          <w:rFonts w:ascii="Aptos" w:hAnsi="Aptos"/>
+        </w:rPr>
+        <w:t>deleteItem</w:t>
+      </w:r>
     </w:p>
     <w:p>
       <w:pPr>
@@ -7109,9 +7095,6 @@
     <w:p>
       <w:pPr>
         <w:pStyle w:val="aff2"/>
-        <w:rPr>
-          <w:rFonts w:ascii="Aptos" w:hAnsi="Aptos"/>
-        </w:rPr>
       </w:pPr>
       <w:r>
         <w:rPr>
@@ -7122,7 +7105,7 @@
     </w:p>
     <w:p>
       <w:pPr>
-        <w:pStyle w:val="31"/>
+        <w:pStyle w:val="aff2"/>
         <w:rPr>
           <w:rFonts w:ascii="Aptos" w:hAnsi="Aptos"/>
         </w:rPr>
@@ -7132,7 +7115,41 @@
           <w:rFonts w:ascii="Aptos" w:hAnsi="Aptos"/>
         </w:rPr>
         <w:lastRenderedPageBreak/>
-        <w:t>Why This Is Considered a Bonus Feature</w:t>
+        <w:drawing>
+          <wp:inline distT="0" distB="0" distL="0" distR="0" wp14:anchorId="58A01724" wp14:editId="0405CB76">
+            <wp:extent cx="6309360" cy="4097020"/>
+            <wp:effectExtent l="0" t="0" r="0" b="0"/>
+            <wp:docPr id="1" name="صورة 1"/>
+            <wp:cNvGraphicFramePr>
+              <a:graphicFrameLocks xmlns:a="http://schemas.openxmlformats.org/drawingml/2006/main" noChangeAspect="1"/>
+            </wp:cNvGraphicFramePr>
+            <a:graphic xmlns:a="http://schemas.openxmlformats.org/drawingml/2006/main">
+              <a:graphicData uri="http://schemas.openxmlformats.org/drawingml/2006/picture">
+                <pic:pic xmlns:pic="http://schemas.openxmlformats.org/drawingml/2006/picture">
+                  <pic:nvPicPr>
+                    <pic:cNvPr id="1" name=""/>
+                    <pic:cNvPicPr/>
+                  </pic:nvPicPr>
+                  <pic:blipFill>
+                    <a:blip r:embed="rId10"/>
+                    <a:stretch>
+                      <a:fillRect/>
+                    </a:stretch>
+                  </pic:blipFill>
+                  <pic:spPr>
+                    <a:xfrm>
+                      <a:off x="0" y="0"/>
+                      <a:ext cx="6309360" cy="4097020"/>
+                    </a:xfrm>
+                    <a:prstGeom prst="rect">
+                      <a:avLst/>
+                    </a:prstGeom>
+                  </pic:spPr>
+                </pic:pic>
+              </a:graphicData>
+            </a:graphic>
+          </wp:inline>
+        </w:drawing>
       </w:r>
     </w:p>
     <w:p>
@@ -7146,23 +7163,56 @@
         <w:rPr>
           <w:rFonts w:ascii="Aptos" w:hAnsi="Aptos"/>
         </w:rPr>
-        <w:t>This feature matches the bonus category:</w:t>
+        <w:drawing>
+          <wp:inline distT="0" distB="0" distL="0" distR="0" wp14:anchorId="3019B7F2" wp14:editId="7F2CEA51">
+            <wp:extent cx="6309360" cy="3737610"/>
+            <wp:effectExtent l="0" t="0" r="0" b="0"/>
+            <wp:docPr id="3" name="صورة 3"/>
+            <wp:cNvGraphicFramePr>
+              <a:graphicFrameLocks xmlns:a="http://schemas.openxmlformats.org/drawingml/2006/main" noChangeAspect="1"/>
+            </wp:cNvGraphicFramePr>
+            <a:graphic xmlns:a="http://schemas.openxmlformats.org/drawingml/2006/main">
+              <a:graphicData uri="http://schemas.openxmlformats.org/drawingml/2006/picture">
+                <pic:pic xmlns:pic="http://schemas.openxmlformats.org/drawingml/2006/picture">
+                  <pic:nvPicPr>
+                    <pic:cNvPr id="1" name=""/>
+                    <pic:cNvPicPr/>
+                  </pic:nvPicPr>
+                  <pic:blipFill>
+                    <a:blip r:embed="rId11"/>
+                    <a:stretch>
+                      <a:fillRect/>
+                    </a:stretch>
+                  </pic:blipFill>
+                  <pic:spPr>
+                    <a:xfrm>
+                      <a:off x="0" y="0"/>
+                      <a:ext cx="6309360" cy="3737610"/>
+                    </a:xfrm>
+                    <a:prstGeom prst="rect">
+                      <a:avLst/>
+                    </a:prstGeom>
+                  </pic:spPr>
+                </pic:pic>
+              </a:graphicData>
+            </a:graphic>
+          </wp:inline>
+        </w:drawing>
       </w:r>
     </w:p>
     <w:p>
       <w:pPr>
-        <w:pStyle w:val="HTML"/>
+        <w:pStyle w:val="21"/>
         <w:rPr>
-          <w:rStyle w:val="HTMLCode"/>
-          <w:rFonts w:ascii="Aptos" w:eastAsiaTheme="majorEastAsia" w:hAnsi="Aptos"/>
+          <w:rFonts w:ascii="Aptos" w:hAnsi="Aptos"/>
         </w:rPr>
       </w:pPr>
       <w:r>
         <w:rPr>
-          <w:rStyle w:val="HTMLCode"/>
-          <w:rFonts w:ascii="Aptos" w:eastAsiaTheme="majorEastAsia" w:hAnsi="Aptos"/>
+          <w:rFonts w:ascii="Aptos" w:hAnsi="Aptos"/>
         </w:rPr>
-        <w:t>Advanced monitoring with CloudWatch</w:t>
+        <w:lastRenderedPageBreak/>
+        <w:t>2. Scheduled Automation Using Amazon EventBridge</w:t>
       </w:r>
     </w:p>
     <w:p>
@@ -7176,180 +7226,8 @@
         <w:rPr>
           <w:rFonts w:ascii="Aptos" w:hAnsi="Aptos"/>
         </w:rPr>
-        <w:t>It improves the reliability of the system by allowing administrators and developers to monitor backend behavior and respond to failures quickly.</w:t>
+        <w:t xml:space="preserve">Amazon EventBridge is used to automate a scheduled backend task. The project includes an EventBridge rule that triggers the </w:t>
       </w:r>
-    </w:p>
-    <w:p>
-      <w:pPr>
-        <w:pStyle w:val="31"/>
-        <w:rPr>
-          <w:rFonts w:ascii="Aptos" w:hAnsi="Aptos"/>
-        </w:rPr>
-      </w:pPr>
-      <w:r>
-        <w:rPr>
-          <w:rFonts w:ascii="Aptos" w:hAnsi="Aptos"/>
-        </w:rPr>
-        <w:t>Evidence to Include</w:t>
-      </w:r>
-    </w:p>
-    <w:p>
-      <w:pPr>
-        <w:pStyle w:val="aff2"/>
-        <w:rPr>
-          <w:rFonts w:ascii="Aptos" w:hAnsi="Aptos"/>
-        </w:rPr>
-      </w:pPr>
-      <w:r>
-        <w:rPr>
-          <w:rFonts w:ascii="Aptos" w:hAnsi="Aptos"/>
-        </w:rPr>
-        <w:t>Screenshots should be included for:</w:t>
-      </w:r>
-    </w:p>
-    <w:p>
-      <w:pPr>
-        <w:pStyle w:val="aff2"/>
-        <w:numPr>
-          <w:ilvl w:val="0"/>
-          <w:numId w:val="12"/>
-        </w:numPr>
-        <w:rPr>
-          <w:rFonts w:ascii="Aptos" w:hAnsi="Aptos"/>
-        </w:rPr>
-      </w:pPr>
-      <w:r>
-        <w:rPr>
-          <w:rFonts w:ascii="Aptos" w:hAnsi="Aptos"/>
-        </w:rPr>
-        <w:t>CloudWatch Logs for Lambda execution.</w:t>
-      </w:r>
-    </w:p>
-    <w:p>
-      <w:pPr>
-        <w:pStyle w:val="aff2"/>
-        <w:numPr>
-          <w:ilvl w:val="0"/>
-          <w:numId w:val="12"/>
-        </w:numPr>
-        <w:rPr>
-          <w:rFonts w:ascii="Aptos" w:hAnsi="Aptos"/>
-        </w:rPr>
-      </w:pPr>
-      <w:r>
-        <w:rPr>
-          <w:rFonts w:ascii="Aptos" w:hAnsi="Aptos"/>
-        </w:rPr>
-        <w:t>CloudWatch Alarm configuration.</w:t>
-      </w:r>
-    </w:p>
-    <w:p>
-      <w:pPr>
-        <w:pStyle w:val="aff2"/>
-        <w:numPr>
-          <w:ilvl w:val="0"/>
-          <w:numId w:val="12"/>
-        </w:numPr>
-        <w:rPr>
-          <w:rFonts w:ascii="Aptos" w:hAnsi="Aptos"/>
-        </w:rPr>
-      </w:pPr>
-      <w:r>
-        <w:rPr>
-          <w:rFonts w:ascii="Aptos" w:hAnsi="Aptos"/>
-        </w:rPr>
-        <w:t>Lambda metrics such as Invocations and Errors.</w:t>
-      </w:r>
-    </w:p>
-    <w:p>
-      <w:pPr>
-        <w:pStyle w:val="aff2"/>
-        <w:numPr>
-          <w:ilvl w:val="0"/>
-          <w:numId w:val="12"/>
-        </w:numPr>
-        <w:rPr>
-          <w:rFonts w:ascii="Aptos" w:hAnsi="Aptos"/>
-        </w:rPr>
-      </w:pPr>
-      <w:r>
-        <w:rPr>
-          <w:rFonts w:ascii="Aptos" w:hAnsi="Aptos"/>
-        </w:rPr>
-        <w:t>Alarm action connected to SNS, if configured.</w:t>
-      </w:r>
-    </w:p>
-    <w:p>
-      <w:r>
-        <w:pict w14:anchorId="0A70487B">
-          <v:rect id="_x0000_i1058" style="width:0;height:1.5pt" o:hralign="center" o:hrstd="t" o:hr="t" fillcolor="#a0a0a0" stroked="f"/>
-        </w:pict>
-      </w:r>
-    </w:p>
-    <w:p>
-      <w:pPr>
-        <w:pStyle w:val="21"/>
-        <w:rPr>
-          <w:rFonts w:ascii="Aptos" w:hAnsi="Aptos"/>
-        </w:rPr>
-      </w:pPr>
-      <w:r>
-        <w:rPr>
-          <w:rFonts w:ascii="Aptos" w:hAnsi="Aptos"/>
-        </w:rPr>
-        <w:t xml:space="preserve">2. Scheduled Automation Using Amazon </w:t>
-      </w:r>
-      <w:proofErr w:type="spellStart"/>
-      <w:r>
-        <w:rPr>
-          <w:rFonts w:ascii="Aptos" w:hAnsi="Aptos"/>
-        </w:rPr>
-        <w:t>EventBridge</w:t>
-      </w:r>
-      <w:proofErr w:type="spellEnd"/>
-    </w:p>
-    <w:p>
-      <w:pPr>
-        <w:pStyle w:val="aff2"/>
-        <w:rPr>
-          <w:rFonts w:ascii="Aptos" w:hAnsi="Aptos"/>
-        </w:rPr>
-      </w:pPr>
-      <w:r>
-        <w:rPr>
-          <w:rFonts w:ascii="Aptos" w:hAnsi="Aptos"/>
-        </w:rPr>
-        <w:t xml:space="preserve">Amazon </w:t>
-      </w:r>
-      <w:proofErr w:type="spellStart"/>
-      <w:r>
-        <w:rPr>
-          <w:rFonts w:ascii="Aptos" w:hAnsi="Aptos"/>
-        </w:rPr>
-        <w:t>EventBridge</w:t>
-      </w:r>
-      <w:proofErr w:type="spellEnd"/>
-      <w:r>
-        <w:rPr>
-          <w:rFonts w:ascii="Aptos" w:hAnsi="Aptos"/>
-        </w:rPr>
-        <w:t xml:space="preserve"> is used to automate a scheduled backend task. The project includes an </w:t>
-      </w:r>
-      <w:proofErr w:type="spellStart"/>
-      <w:r>
-        <w:rPr>
-          <w:rFonts w:ascii="Aptos" w:hAnsi="Aptos"/>
-        </w:rPr>
-        <w:t>EventBridge</w:t>
-      </w:r>
-      <w:proofErr w:type="spellEnd"/>
-      <w:r>
-        <w:rPr>
-          <w:rFonts w:ascii="Aptos" w:hAnsi="Aptos"/>
-        </w:rPr>
-        <w:t xml:space="preserve"> rule that triggers the </w:t>
-      </w:r>
-      <w:proofErr w:type="spellStart"/>
       <w:r>
         <w:rPr>
           <w:rStyle w:val="HTMLCode"/>
@@ -7357,7 +7235,6 @@
         </w:rPr>
         <w:t>sendDailySummary</w:t>
       </w:r>
-      <w:proofErr w:type="spellEnd"/>
       <w:r>
         <w:rPr>
           <w:rFonts w:ascii="Aptos" w:hAnsi="Aptos"/>
@@ -7372,19 +7249,11 @@
           <w:rFonts w:ascii="Aptos" w:hAnsi="Aptos"/>
         </w:rPr>
       </w:pPr>
-      <w:proofErr w:type="spellStart"/>
       <w:r>
         <w:rPr>
           <w:rFonts w:ascii="Aptos" w:hAnsi="Aptos"/>
         </w:rPr>
-        <w:t>EventBridge</w:t>
-      </w:r>
-      <w:proofErr w:type="spellEnd"/>
-      <w:r>
-        <w:rPr>
-          <w:rFonts w:ascii="Aptos" w:hAnsi="Aptos"/>
-        </w:rPr>
-        <w:t xml:space="preserve"> Workflow</w:t>
+        <w:t>EventBridge Workflow</w:t>
       </w:r>
     </w:p>
     <w:p>
@@ -7400,23 +7269,7 @@
           <w:rStyle w:val="HTMLCode"/>
           <w:rFonts w:ascii="Aptos" w:eastAsiaTheme="majorEastAsia" w:hAnsi="Aptos"/>
         </w:rPr>
-        <w:t xml:space="preserve">Amazon </w:t>
-      </w:r>
-      <w:proofErr w:type="spellStart"/>
-      <w:r>
-        <w:rPr>
-          <w:rStyle w:val="HTMLCode"/>
-          <w:rFonts w:ascii="Aptos" w:eastAsiaTheme="majorEastAsia" w:hAnsi="Aptos"/>
-        </w:rPr>
-        <w:t>EventBridge</w:t>
-      </w:r>
-      <w:proofErr w:type="spellEnd"/>
-      <w:r>
-        <w:rPr>
-          <w:rStyle w:val="HTMLCode"/>
-          <w:rFonts w:ascii="Aptos" w:eastAsiaTheme="majorEastAsia" w:hAnsi="Aptos"/>
-        </w:rPr>
-        <w:t xml:space="preserve"> Rule</w:t>
+        <w:t>Amazon EventBridge Rule</w:t>
       </w:r>
     </w:p>
     <w:p>
@@ -7443,21 +7296,12 @@
           <w:rFonts w:ascii="Aptos" w:eastAsiaTheme="majorEastAsia" w:hAnsi="Aptos"/>
         </w:rPr>
       </w:pPr>
-      <w:proofErr w:type="spellStart"/>
       <w:r>
         <w:rPr>
           <w:rStyle w:val="HTMLCode"/>
           <w:rFonts w:ascii="Aptos" w:eastAsiaTheme="majorEastAsia" w:hAnsi="Aptos"/>
         </w:rPr>
-        <w:t>sendDailySummary</w:t>
-      </w:r>
-      <w:proofErr w:type="spellEnd"/>
-      <w:r>
-        <w:rPr>
-          <w:rStyle w:val="HTMLCode"/>
-          <w:rFonts w:ascii="Aptos" w:eastAsiaTheme="majorEastAsia" w:hAnsi="Aptos"/>
-        </w:rPr>
-        <w:t xml:space="preserve"> Lambda</w:t>
+        <w:t>sendDailySummary Lambda</w:t>
       </w:r>
     </w:p>
     <w:p>
@@ -7489,23 +7333,7 @@
           <w:rStyle w:val="HTMLCode"/>
           <w:rFonts w:ascii="Aptos" w:eastAsiaTheme="majorEastAsia" w:hAnsi="Aptos"/>
         </w:rPr>
-        <w:t xml:space="preserve">DynamoDB </w:t>
-      </w:r>
-      <w:proofErr w:type="spellStart"/>
-      <w:r>
-        <w:rPr>
-          <w:rStyle w:val="HTMLCode"/>
-          <w:rFonts w:ascii="Aptos" w:eastAsiaTheme="majorEastAsia" w:hAnsi="Aptos"/>
-        </w:rPr>
-        <w:t>LostFoundItems</w:t>
-      </w:r>
-      <w:proofErr w:type="spellEnd"/>
-      <w:r>
-        <w:rPr>
-          <w:rStyle w:val="HTMLCode"/>
-          <w:rFonts w:ascii="Aptos" w:eastAsiaTheme="majorEastAsia" w:hAnsi="Aptos"/>
-        </w:rPr>
-        <w:t xml:space="preserve"> Table</w:t>
+        <w:t>DynamoDB LostFoundItems Table</w:t>
       </w:r>
     </w:p>
     <w:p>
@@ -7683,12 +7511,143 @@
         <w:rPr>
           <w:rFonts w:ascii="Aptos" w:hAnsi="Aptos"/>
         </w:rPr>
-        <w:lastRenderedPageBreak/>
         <w:t>The summary is then sent through Amazon SNS as an automated notification.</w:t>
       </w:r>
     </w:p>
     <w:p>
       <w:pPr>
+        <w:pStyle w:val="aff2"/>
+        <w:rPr>
+          <w:rFonts w:ascii="Aptos" w:hAnsi="Aptos"/>
+        </w:rPr>
+      </w:pPr>
+    </w:p>
+    <w:p>
+      <w:pPr>
+        <w:pStyle w:val="aff2"/>
+        <w:rPr>
+          <w:rFonts w:ascii="Aptos" w:hAnsi="Aptos"/>
+        </w:rPr>
+      </w:pPr>
+    </w:p>
+    <w:p>
+      <w:pPr>
+        <w:pStyle w:val="aff2"/>
+        <w:rPr>
+          <w:rFonts w:ascii="Aptos" w:hAnsi="Aptos"/>
+        </w:rPr>
+      </w:pPr>
+    </w:p>
+    <w:p>
+      <w:pPr>
+        <w:pStyle w:val="aff2"/>
+        <w:rPr>
+          <w:rFonts w:ascii="Aptos" w:hAnsi="Aptos"/>
+        </w:rPr>
+      </w:pPr>
+      <w:r>
+        <w:rPr>
+          <w:rFonts w:ascii="Aptos" w:hAnsi="Aptos"/>
+        </w:rPr>
+        <w:lastRenderedPageBreak/>
+        <w:drawing>
+          <wp:inline distT="0" distB="0" distL="0" distR="0" wp14:anchorId="02858821" wp14:editId="16DA89F9">
+            <wp:extent cx="6309360" cy="4156075"/>
+            <wp:effectExtent l="0" t="0" r="0" b="0"/>
+            <wp:docPr id="4" name="صورة 4"/>
+            <wp:cNvGraphicFramePr>
+              <a:graphicFrameLocks xmlns:a="http://schemas.openxmlformats.org/drawingml/2006/main" noChangeAspect="1"/>
+            </wp:cNvGraphicFramePr>
+            <a:graphic xmlns:a="http://schemas.openxmlformats.org/drawingml/2006/main">
+              <a:graphicData uri="http://schemas.openxmlformats.org/drawingml/2006/picture">
+                <pic:pic xmlns:pic="http://schemas.openxmlformats.org/drawingml/2006/picture">
+                  <pic:nvPicPr>
+                    <pic:cNvPr id="1" name=""/>
+                    <pic:cNvPicPr/>
+                  </pic:nvPicPr>
+                  <pic:blipFill>
+                    <a:blip r:embed="rId12"/>
+                    <a:stretch>
+                      <a:fillRect/>
+                    </a:stretch>
+                  </pic:blipFill>
+                  <pic:spPr>
+                    <a:xfrm>
+                      <a:off x="0" y="0"/>
+                      <a:ext cx="6309360" cy="4156075"/>
+                    </a:xfrm>
+                    <a:prstGeom prst="rect">
+                      <a:avLst/>
+                    </a:prstGeom>
+                  </pic:spPr>
+                </pic:pic>
+              </a:graphicData>
+            </a:graphic>
+          </wp:inline>
+        </w:drawing>
+      </w:r>
+    </w:p>
+    <w:p>
+      <w:pPr>
+        <w:pStyle w:val="aff2"/>
+      </w:pPr>
+      <w:r>
+        <w:rPr>
+          <w:noProof/>
+        </w:rPr>
+        <w:lastRenderedPageBreak/>
+        <w:drawing>
+          <wp:inline distT="0" distB="0" distL="0" distR="0" wp14:anchorId="016AFA7F" wp14:editId="09461E2C">
+            <wp:extent cx="5923915" cy="8686800"/>
+            <wp:effectExtent l="0" t="0" r="635" b="0"/>
+            <wp:docPr id="6" name="صورة 6"/>
+            <wp:cNvGraphicFramePr>
+              <a:graphicFrameLocks xmlns:a="http://schemas.openxmlformats.org/drawingml/2006/main" noChangeAspect="1"/>
+            </wp:cNvGraphicFramePr>
+            <a:graphic xmlns:a="http://schemas.openxmlformats.org/drawingml/2006/main">
+              <a:graphicData uri="http://schemas.openxmlformats.org/drawingml/2006/picture">
+                <pic:pic xmlns:pic="http://schemas.openxmlformats.org/drawingml/2006/picture">
+                  <pic:nvPicPr>
+                    <pic:cNvPr id="0" name="Picture 8"/>
+                    <pic:cNvPicPr>
+                      <a:picLocks noChangeAspect="1" noChangeArrowheads="1"/>
+                    </pic:cNvPicPr>
+                  </pic:nvPicPr>
+                  <pic:blipFill>
+                    <a:blip r:embed="rId13">
+                      <a:extLst>
+                        <a:ext uri="{28A0092B-C50C-407E-A947-70E740481C1C}">
+                          <a14:useLocalDpi xmlns:a14="http://schemas.microsoft.com/office/drawing/2010/main" val="0"/>
+                        </a:ext>
+                      </a:extLst>
+                    </a:blip>
+                    <a:srcRect/>
+                    <a:stretch>
+                      <a:fillRect/>
+                    </a:stretch>
+                  </pic:blipFill>
+                  <pic:spPr bwMode="auto">
+                    <a:xfrm>
+                      <a:off x="0" y="0"/>
+                      <a:ext cx="5923915" cy="8686800"/>
+                    </a:xfrm>
+                    <a:prstGeom prst="rect">
+                      <a:avLst/>
+                    </a:prstGeom>
+                    <a:noFill/>
+                    <a:ln>
+                      <a:noFill/>
+                    </a:ln>
+                  </pic:spPr>
+                </pic:pic>
+              </a:graphicData>
+            </a:graphic>
+          </wp:inline>
+        </w:drawing>
+      </w:r>
+    </w:p>
+    <w:p>
+      <w:pPr>
         <w:pStyle w:val="31"/>
         <w:rPr>
           <w:rFonts w:ascii="Aptos" w:hAnsi="Aptos"/>
@@ -7698,207 +7657,45 @@
         <w:rPr>
           <w:rFonts w:ascii="Aptos" w:hAnsi="Aptos"/>
         </w:rPr>
-        <w:t>Why This Is Considered a Bonus Feature</w:t>
+        <w:lastRenderedPageBreak/>
+        <w:drawing>
+          <wp:inline distT="0" distB="0" distL="0" distR="0" wp14:anchorId="1CAE39EA" wp14:editId="62F096C7">
+            <wp:extent cx="5762625" cy="8686800"/>
+            <wp:effectExtent l="0" t="0" r="9525" b="0"/>
+            <wp:docPr id="5" name="صورة 5"/>
+            <wp:cNvGraphicFramePr>
+              <a:graphicFrameLocks xmlns:a="http://schemas.openxmlformats.org/drawingml/2006/main" noChangeAspect="1"/>
+            </wp:cNvGraphicFramePr>
+            <a:graphic xmlns:a="http://schemas.openxmlformats.org/drawingml/2006/main">
+              <a:graphicData uri="http://schemas.openxmlformats.org/drawingml/2006/picture">
+                <pic:pic xmlns:pic="http://schemas.openxmlformats.org/drawingml/2006/picture">
+                  <pic:nvPicPr>
+                    <pic:cNvPr id="1" name=""/>
+                    <pic:cNvPicPr/>
+                  </pic:nvPicPr>
+                  <pic:blipFill>
+                    <a:blip r:embed="rId14"/>
+                    <a:stretch>
+                      <a:fillRect/>
+                    </a:stretch>
+                  </pic:blipFill>
+                  <pic:spPr>
+                    <a:xfrm>
+                      <a:off x="0" y="0"/>
+                      <a:ext cx="5762625" cy="8686800"/>
+                    </a:xfrm>
+                    <a:prstGeom prst="rect">
+                      <a:avLst/>
+                    </a:prstGeom>
+                  </pic:spPr>
+                </pic:pic>
+              </a:graphicData>
+            </a:graphic>
+          </wp:inline>
+        </w:drawing>
       </w:r>
     </w:p>
-    <w:p>
-      <w:pPr>
-        <w:pStyle w:val="aff2"/>
-        <w:rPr>
-          <w:rFonts w:ascii="Aptos" w:hAnsi="Aptos"/>
-        </w:rPr>
-      </w:pPr>
-      <w:r>
-        <w:rPr>
-          <w:rFonts w:ascii="Aptos" w:hAnsi="Aptos"/>
-        </w:rPr>
-        <w:t>This feature matches the bonus category:</w:t>
-      </w:r>
-    </w:p>
-    <w:p>
-      <w:pPr>
-        <w:pStyle w:val="HTML"/>
-        <w:rPr>
-          <w:rStyle w:val="HTMLCode"/>
-          <w:rFonts w:ascii="Aptos" w:eastAsiaTheme="majorEastAsia" w:hAnsi="Aptos"/>
-        </w:rPr>
-      </w:pPr>
-      <w:r>
-        <w:rPr>
-          <w:rStyle w:val="HTMLCode"/>
-          <w:rFonts w:ascii="Aptos" w:eastAsiaTheme="majorEastAsia" w:hAnsi="Aptos"/>
-        </w:rPr>
-        <w:t xml:space="preserve">Use of </w:t>
-      </w:r>
-      <w:proofErr w:type="spellStart"/>
-      <w:r>
-        <w:rPr>
-          <w:rStyle w:val="HTMLCode"/>
-          <w:rFonts w:ascii="Aptos" w:eastAsiaTheme="majorEastAsia" w:hAnsi="Aptos"/>
-        </w:rPr>
-        <w:t>EventBridge</w:t>
-      </w:r>
-      <w:proofErr w:type="spellEnd"/>
-      <w:r>
-        <w:rPr>
-          <w:rStyle w:val="HTMLCode"/>
-          <w:rFonts w:ascii="Aptos" w:eastAsiaTheme="majorEastAsia" w:hAnsi="Aptos"/>
-        </w:rPr>
-        <w:t xml:space="preserve"> or Step Functions</w:t>
-      </w:r>
-    </w:p>
-    <w:p>
-      <w:pPr>
-        <w:pStyle w:val="aff2"/>
-        <w:rPr>
-          <w:rFonts w:ascii="Aptos" w:hAnsi="Aptos"/>
-        </w:rPr>
-      </w:pPr>
-      <w:r>
-        <w:rPr>
-          <w:rFonts w:ascii="Aptos" w:hAnsi="Aptos"/>
-        </w:rPr>
-        <w:t>It adds automation to the system and demonstrates that the application can run scheduled cloud workflows without manual user interaction.</w:t>
-      </w:r>
-    </w:p>
-    <w:p>
-      <w:pPr>
-        <w:pStyle w:val="31"/>
-        <w:rPr>
-          <w:rFonts w:ascii="Aptos" w:hAnsi="Aptos"/>
-        </w:rPr>
-      </w:pPr>
-      <w:r>
-        <w:rPr>
-          <w:rFonts w:ascii="Aptos" w:hAnsi="Aptos"/>
-        </w:rPr>
-        <w:t>Evidence to Include</w:t>
-      </w:r>
-    </w:p>
-    <w:p>
-      <w:pPr>
-        <w:pStyle w:val="aff2"/>
-        <w:rPr>
-          <w:rFonts w:ascii="Aptos" w:hAnsi="Aptos"/>
-        </w:rPr>
-      </w:pPr>
-      <w:r>
-        <w:rPr>
-          <w:rFonts w:ascii="Aptos" w:hAnsi="Aptos"/>
-        </w:rPr>
-        <w:t>Screenshots should be included for:</w:t>
-      </w:r>
-    </w:p>
-    <w:p>
-      <w:pPr>
-        <w:pStyle w:val="aff2"/>
-        <w:numPr>
-          <w:ilvl w:val="0"/>
-          <w:numId w:val="14"/>
-        </w:numPr>
-        <w:rPr>
-          <w:rFonts w:ascii="Aptos" w:hAnsi="Aptos"/>
-        </w:rPr>
-      </w:pPr>
-      <w:proofErr w:type="spellStart"/>
-      <w:r>
-        <w:rPr>
-          <w:rFonts w:ascii="Aptos" w:hAnsi="Aptos"/>
-        </w:rPr>
-        <w:t>EventBridge</w:t>
-      </w:r>
-      <w:proofErr w:type="spellEnd"/>
-      <w:r>
-        <w:rPr>
-          <w:rFonts w:ascii="Aptos" w:hAnsi="Aptos"/>
-        </w:rPr>
-        <w:t xml:space="preserve"> rule configuration.</w:t>
-      </w:r>
-    </w:p>
-    <w:p>
-      <w:pPr>
-        <w:pStyle w:val="aff2"/>
-        <w:numPr>
-          <w:ilvl w:val="0"/>
-          <w:numId w:val="14"/>
-        </w:numPr>
-        <w:rPr>
-          <w:rFonts w:ascii="Aptos" w:hAnsi="Aptos"/>
-        </w:rPr>
-      </w:pPr>
-      <w:proofErr w:type="spellStart"/>
-      <w:r>
-        <w:rPr>
-          <w:rFonts w:ascii="Aptos" w:hAnsi="Aptos"/>
-        </w:rPr>
-        <w:t>EventBridge</w:t>
-      </w:r>
-      <w:proofErr w:type="spellEnd"/>
-      <w:r>
-        <w:rPr>
-          <w:rFonts w:ascii="Aptos" w:hAnsi="Aptos"/>
-        </w:rPr>
-        <w:t xml:space="preserve"> target showing the </w:t>
-      </w:r>
-      <w:proofErr w:type="spellStart"/>
-      <w:r>
-        <w:rPr>
-          <w:rStyle w:val="HTMLCode"/>
-          <w:rFonts w:ascii="Aptos" w:eastAsiaTheme="majorEastAsia" w:hAnsi="Aptos"/>
-        </w:rPr>
-        <w:t>sendDailySummary</w:t>
-      </w:r>
-      <w:proofErr w:type="spellEnd"/>
-      <w:r>
-        <w:rPr>
-          <w:rFonts w:ascii="Aptos" w:hAnsi="Aptos"/>
-        </w:rPr>
-        <w:t xml:space="preserve"> Lambda function.</w:t>
-      </w:r>
-    </w:p>
-    <w:p>
-      <w:pPr>
-        <w:pStyle w:val="aff2"/>
-        <w:numPr>
-          <w:ilvl w:val="0"/>
-          <w:numId w:val="14"/>
-        </w:numPr>
-        <w:rPr>
-          <w:rFonts w:ascii="Aptos" w:hAnsi="Aptos"/>
-        </w:rPr>
-      </w:pPr>
-      <w:r>
-        <w:rPr>
-          <w:rFonts w:ascii="Aptos" w:hAnsi="Aptos"/>
-        </w:rPr>
-        <w:t>CloudWatch logs showing that the scheduled Lambda was triggered.</w:t>
-      </w:r>
-    </w:p>
-    <w:p>
-      <w:pPr>
-        <w:pStyle w:val="aff2"/>
-        <w:numPr>
-          <w:ilvl w:val="0"/>
-          <w:numId w:val="14"/>
-        </w:numPr>
-        <w:rPr>
-          <w:rFonts w:ascii="Aptos" w:hAnsi="Aptos"/>
-        </w:rPr>
-      </w:pPr>
-      <w:r>
-        <w:rPr>
-          <w:rFonts w:ascii="Aptos" w:hAnsi="Aptos"/>
-        </w:rPr>
-        <w:t>SNS notification or topic used for the summary.</w:t>
-      </w:r>
-    </w:p>
-    <w:p>
-      <w:r>
-        <w:pict w14:anchorId="10993E79">
-          <v:rect id="_x0000_i1059" style="width:0;height:1.5pt" o:hralign="center" o:hrstd="t" o:hr="t" fillcolor="#a0a0a0" stroked="f"/>
-        </w:pict>
-      </w:r>
-    </w:p>
+    <w:p/>
     <w:p>
       <w:pPr>
         <w:pStyle w:val="21"/>
@@ -8029,30 +7826,19 @@
     </w:p>
     <w:tbl>
       <w:tblPr>
+        <w:tblStyle w:val="aff4"/>
         <w:tblW w:w="0" w:type="auto"/>
-        <w:tblCellSpacing w:w="15" w:type="dxa"/>
-        <w:tblCellMar>
-          <w:top w:w="15" w:type="dxa"/>
-          <w:left w:w="15" w:type="dxa"/>
-          <w:bottom w:w="15" w:type="dxa"/>
-          <w:right w:w="15" w:type="dxa"/>
-        </w:tblCellMar>
         <w:tblLook w:val="04A0" w:firstRow="1" w:lastRow="0" w:firstColumn="1" w:lastColumn="0" w:noHBand="0" w:noVBand="1"/>
       </w:tblPr>
       <w:tblGrid>
-        <w:gridCol w:w="804"/>
-        <w:gridCol w:w="1223"/>
-        <w:gridCol w:w="3919"/>
+        <w:gridCol w:w="945"/>
+        <w:gridCol w:w="1573"/>
+        <w:gridCol w:w="4060"/>
       </w:tblGrid>
       <w:tr>
-        <w:trPr>
-          <w:tblHeader/>
-          <w:tblCellSpacing w:w="15" w:type="dxa"/>
-        </w:trPr>
         <w:tc>
           <w:tcPr>
             <w:tcW w:w="0" w:type="auto"/>
-            <w:vAlign w:val="center"/>
             <w:hideMark/>
           </w:tcPr>
           <w:p>
@@ -8068,7 +7854,6 @@
                 <w:b/>
                 <w:bCs/>
               </w:rPr>
-              <w:lastRenderedPageBreak/>
               <w:t>Method</w:t>
             </w:r>
           </w:p>
@@ -8076,7 +7861,6 @@
         <w:tc>
           <w:tcPr>
             <w:tcW w:w="0" w:type="auto"/>
-            <w:vAlign w:val="center"/>
             <w:hideMark/>
           </w:tcPr>
           <w:p>
@@ -8099,7 +7883,6 @@
         <w:tc>
           <w:tcPr>
             <w:tcW w:w="0" w:type="auto"/>
-            <w:vAlign w:val="center"/>
             <w:hideMark/>
           </w:tcPr>
           <w:p>
@@ -8121,13 +7904,9 @@
         </w:tc>
       </w:tr>
       <w:tr>
-        <w:trPr>
-          <w:tblCellSpacing w:w="15" w:type="dxa"/>
-        </w:trPr>
         <w:tc>
           <w:tcPr>
             <w:tcW w:w="0" w:type="auto"/>
-            <w:vAlign w:val="center"/>
             <w:hideMark/>
           </w:tcPr>
           <w:p>
@@ -8139,7 +7918,6 @@
         <w:tc>
           <w:tcPr>
             <w:tcW w:w="0" w:type="auto"/>
-            <w:vAlign w:val="center"/>
             <w:hideMark/>
           </w:tcPr>
           <w:p>
@@ -8148,23 +7926,52 @@
                 <w:rStyle w:val="HTMLCode"/>
                 <w:rFonts w:ascii="Aptos" w:eastAsiaTheme="majorEastAsia" w:hAnsi="Aptos"/>
               </w:rPr>
-              <w:t>/</w:t>
-            </w:r>
-            <w:proofErr w:type="gramStart"/>
+              <w:t>/items</w:t>
+            </w:r>
+          </w:p>
+        </w:tc>
+        <w:tc>
+          <w:tcPr>
+            <w:tcW w:w="0" w:type="auto"/>
+            <w:hideMark/>
+          </w:tcPr>
+          <w:p>
+            <w:r>
+              <w:t>Requires valid Cognito JWT</w:t>
+            </w:r>
+          </w:p>
+        </w:tc>
+      </w:tr>
+      <w:tr>
+        <w:tc>
+          <w:tcPr>
+            <w:tcW w:w="0" w:type="auto"/>
+            <w:hideMark/>
+          </w:tcPr>
+          <w:p>
+            <w:r>
+              <w:t>POST</w:t>
+            </w:r>
+          </w:p>
+        </w:tc>
+        <w:tc>
+          <w:tcPr>
+            <w:tcW w:w="0" w:type="auto"/>
+            <w:hideMark/>
+          </w:tcPr>
+          <w:p>
             <w:r>
               <w:rPr>
                 <w:rStyle w:val="HTMLCode"/>
                 <w:rFonts w:ascii="Aptos" w:eastAsiaTheme="majorEastAsia" w:hAnsi="Aptos"/>
               </w:rPr>
-              <w:t>items</w:t>
-            </w:r>
-            <w:proofErr w:type="gramEnd"/>
+              <w:t>/items</w:t>
+            </w:r>
           </w:p>
         </w:tc>
         <w:tc>
           <w:tcPr>
             <w:tcW w:w="0" w:type="auto"/>
-            <w:vAlign w:val="center"/>
             <w:hideMark/>
           </w:tcPr>
           <w:p>
@@ -8175,25 +7982,20 @@
         </w:tc>
       </w:tr>
       <w:tr>
-        <w:trPr>
-          <w:tblCellSpacing w:w="15" w:type="dxa"/>
-        </w:trPr>
         <w:tc>
           <w:tcPr>
             <w:tcW w:w="0" w:type="auto"/>
-            <w:vAlign w:val="center"/>
             <w:hideMark/>
           </w:tcPr>
           <w:p>
             <w:r>
-              <w:t>POST</w:t>
+              <w:t>PUT</w:t>
             </w:r>
           </w:p>
         </w:tc>
         <w:tc>
           <w:tcPr>
             <w:tcW w:w="0" w:type="auto"/>
-            <w:vAlign w:val="center"/>
             <w:hideMark/>
           </w:tcPr>
           <w:p>
@@ -8202,114 +8004,91 @@
                 <w:rStyle w:val="HTMLCode"/>
                 <w:rFonts w:ascii="Aptos" w:eastAsiaTheme="majorEastAsia" w:hAnsi="Aptos"/>
               </w:rPr>
-              <w:t>/</w:t>
-            </w:r>
-            <w:proofErr w:type="gramStart"/>
+              <w:t>/items/claim</w:t>
+            </w:r>
+          </w:p>
+        </w:tc>
+        <w:tc>
+          <w:tcPr>
+            <w:tcW w:w="0" w:type="auto"/>
+            <w:hideMark/>
+          </w:tcPr>
+          <w:p>
+            <w:r>
+              <w:t>Requires valid Cognito JWT</w:t>
+            </w:r>
+          </w:p>
+        </w:tc>
+      </w:tr>
+      <w:tr>
+        <w:tc>
+          <w:tcPr>
+            <w:tcW w:w="0" w:type="auto"/>
+            <w:hideMark/>
+          </w:tcPr>
+          <w:p>
+            <w:r>
+              <w:t>PUT</w:t>
+            </w:r>
+          </w:p>
+        </w:tc>
+        <w:tc>
+          <w:tcPr>
+            <w:tcW w:w="0" w:type="auto"/>
+            <w:hideMark/>
+          </w:tcPr>
+          <w:p>
             <w:r>
               <w:rPr>
                 <w:rStyle w:val="HTMLCode"/>
                 <w:rFonts w:ascii="Aptos" w:eastAsiaTheme="majorEastAsia" w:hAnsi="Aptos"/>
               </w:rPr>
-              <w:t>items</w:t>
-            </w:r>
-            <w:proofErr w:type="gramEnd"/>
+              <w:t>/items/status</w:t>
+            </w:r>
           </w:p>
         </w:tc>
         <w:tc>
           <w:tcPr>
             <w:tcW w:w="0" w:type="auto"/>
-            <w:vAlign w:val="center"/>
             <w:hideMark/>
           </w:tcPr>
           <w:p>
             <w:r>
-              <w:t>Requires valid Cognito JWT</w:t>
+              <w:t>Requires valid Cognito JWT and Admin role</w:t>
             </w:r>
           </w:p>
         </w:tc>
       </w:tr>
       <w:tr>
-        <w:trPr>
-          <w:tblCellSpacing w:w="15" w:type="dxa"/>
-        </w:trPr>
         <w:tc>
           <w:tcPr>
             <w:tcW w:w="0" w:type="auto"/>
-            <w:vAlign w:val="center"/>
-            <w:hideMark/>
-          </w:tcPr>
-          <w:p>
-            <w:r>
-              <w:t>PUT</w:t>
+          </w:tcPr>
+          <w:p>
+            <w:r>
+              <w:t>DELETE</w:t>
             </w:r>
           </w:p>
         </w:tc>
         <w:tc>
           <w:tcPr>
             <w:tcW w:w="0" w:type="auto"/>
-            <w:vAlign w:val="center"/>
-            <w:hideMark/>
-          </w:tcPr>
-          <w:p>
-            <w:r>
+          </w:tcPr>
+          <w:p>
+            <w:pPr>
               <w:rPr>
                 <w:rStyle w:val="HTMLCode"/>
                 <w:rFonts w:ascii="Aptos" w:eastAsiaTheme="majorEastAsia" w:hAnsi="Aptos"/>
               </w:rPr>
-              <w:t>/items/claim</w:t>
+            </w:pPr>
+            <w:r>
+              <w:t>/items/{itemId}</w:t>
             </w:r>
           </w:p>
         </w:tc>
         <w:tc>
           <w:tcPr>
             <w:tcW w:w="0" w:type="auto"/>
-            <w:vAlign w:val="center"/>
-            <w:hideMark/>
-          </w:tcPr>
-          <w:p>
-            <w:r>
-              <w:t>Requires valid Cognito JWT</w:t>
-            </w:r>
-          </w:p>
-        </w:tc>
-      </w:tr>
-      <w:tr>
-        <w:trPr>
-          <w:tblCellSpacing w:w="15" w:type="dxa"/>
-        </w:trPr>
-        <w:tc>
-          <w:tcPr>
-            <w:tcW w:w="0" w:type="auto"/>
-            <w:vAlign w:val="center"/>
-            <w:hideMark/>
-          </w:tcPr>
-          <w:p>
-            <w:r>
-              <w:t>PUT</w:t>
-            </w:r>
-          </w:p>
-        </w:tc>
-        <w:tc>
-          <w:tcPr>
-            <w:tcW w:w="0" w:type="auto"/>
-            <w:vAlign w:val="center"/>
-            <w:hideMark/>
-          </w:tcPr>
-          <w:p>
-            <w:r>
-              <w:rPr>
-                <w:rStyle w:val="HTMLCode"/>
-                <w:rFonts w:ascii="Aptos" w:eastAsiaTheme="majorEastAsia" w:hAnsi="Aptos"/>
-              </w:rPr>
-              <w:t>/items/status</w:t>
-            </w:r>
-          </w:p>
-        </w:tc>
-        <w:tc>
-          <w:tcPr>
-            <w:tcW w:w="0" w:type="auto"/>
-            <w:vAlign w:val="center"/>
-            <w:hideMark/>
           </w:tcPr>
           <w:p>
             <w:r>
@@ -8432,6 +8211,7 @@
         <w:rPr>
           <w:rFonts w:ascii="Aptos" w:hAnsi="Aptos"/>
         </w:rPr>
+        <w:lastRenderedPageBreak/>
         <w:t>3.4 Backend Authorization in Lambda</w:t>
       </w:r>
     </w:p>
@@ -8448,7 +8228,6 @@
         </w:rPr>
         <w:t xml:space="preserve">Admin permissions are not enforced only in the frontend. The backend Lambda function </w:t>
       </w:r>
-      <w:proofErr w:type="spellStart"/>
       <w:r>
         <w:rPr>
           <w:rStyle w:val="HTMLCode"/>
@@ -8456,7 +8235,6 @@
         </w:rPr>
         <w:t>updateItemStatus</w:t>
       </w:r>
-      <w:proofErr w:type="spellEnd"/>
       <w:r>
         <w:rPr>
           <w:rFonts w:ascii="Aptos" w:hAnsi="Aptos"/>
@@ -8537,21 +8315,7 @@
         <w:rPr>
           <w:rFonts w:ascii="Aptos" w:hAnsi="Aptos"/>
         </w:rPr>
-        <w:t xml:space="preserve">This protects the system even if someone tries to call the API manually using a tool such as Postman or browser </w:t>
-      </w:r>
-      <w:proofErr w:type="spellStart"/>
-      <w:r>
-        <w:rPr>
-          <w:rFonts w:ascii="Aptos" w:hAnsi="Aptos"/>
-        </w:rPr>
-        <w:t>DevTools</w:t>
-      </w:r>
-      <w:proofErr w:type="spellEnd"/>
-      <w:r>
-        <w:rPr>
-          <w:rFonts w:ascii="Aptos" w:hAnsi="Aptos"/>
-        </w:rPr>
-        <w:t>.</w:t>
+        <w:t>This protects the system even if someone tries to call the API manually using a tool such as Postman or browser DevTools.</w:t>
       </w:r>
     </w:p>
     <w:p>
@@ -8607,7 +8371,6 @@
         <w:rPr>
           <w:rFonts w:ascii="Aptos" w:hAnsi="Aptos"/>
         </w:rPr>
-        <w:lastRenderedPageBreak/>
         <w:t>3.6 Secure Image Delivery with Pre-Signed URLs</w:t>
       </w:r>
     </w:p>
@@ -8624,7 +8387,6 @@
         </w:rPr>
         <w:t xml:space="preserve">The </w:t>
       </w:r>
-      <w:proofErr w:type="spellStart"/>
       <w:r>
         <w:rPr>
           <w:rStyle w:val="HTMLCode"/>
@@ -8632,7 +8394,6 @@
         </w:rPr>
         <w:t>getLostItems</w:t>
       </w:r>
-      <w:proofErr w:type="spellEnd"/>
       <w:r>
         <w:rPr>
           <w:rFonts w:ascii="Aptos" w:hAnsi="Aptos"/>
@@ -8694,21 +8455,12 @@
           <w:rFonts w:ascii="Aptos" w:eastAsiaTheme="majorEastAsia" w:hAnsi="Aptos"/>
         </w:rPr>
       </w:pPr>
-      <w:proofErr w:type="spellStart"/>
       <w:r>
         <w:rPr>
           <w:rStyle w:val="HTMLCode"/>
           <w:rFonts w:ascii="Aptos" w:eastAsiaTheme="majorEastAsia" w:hAnsi="Aptos"/>
         </w:rPr>
-        <w:t>getLostItems</w:t>
-      </w:r>
-      <w:proofErr w:type="spellEnd"/>
-      <w:r>
-        <w:rPr>
-          <w:rStyle w:val="HTMLCode"/>
-          <w:rFonts w:ascii="Aptos" w:eastAsiaTheme="majorEastAsia" w:hAnsi="Aptos"/>
-        </w:rPr>
-        <w:t xml:space="preserve"> Lambda generates pre-signed URL</w:t>
+        <w:t>getLostItems Lambda generates pre-signed URL</w:t>
       </w:r>
     </w:p>
     <w:p>
@@ -8850,11 +8602,9 @@
             <w:hideMark/>
           </w:tcPr>
           <w:p>
-            <w:proofErr w:type="spellStart"/>
             <w:r>
               <w:t>createLostItem</w:t>
             </w:r>
-            <w:proofErr w:type="spellEnd"/>
           </w:p>
         </w:tc>
         <w:tc>
@@ -8865,39 +8615,7 @@
           </w:tcPr>
           <w:p>
             <w:r>
-              <w:t xml:space="preserve">DynamoDB </w:t>
-            </w:r>
-            <w:proofErr w:type="spellStart"/>
-            <w:r>
-              <w:t>PutItem</w:t>
-            </w:r>
-            <w:proofErr w:type="spellEnd"/>
-            <w:r>
-              <w:t xml:space="preserve">, S3 </w:t>
-            </w:r>
-            <w:proofErr w:type="spellStart"/>
-            <w:r>
-              <w:t>PutObject</w:t>
-            </w:r>
-            <w:proofErr w:type="spellEnd"/>
-            <w:r>
-              <w:t xml:space="preserve">, </w:t>
-            </w:r>
-            <w:proofErr w:type="spellStart"/>
-            <w:r>
-              <w:t>Rekognition</w:t>
-            </w:r>
-            <w:proofErr w:type="spellEnd"/>
-            <w:r>
-              <w:t xml:space="preserve"> </w:t>
-            </w:r>
-            <w:proofErr w:type="spellStart"/>
-            <w:r>
-              <w:t>DetectLabels</w:t>
-            </w:r>
-            <w:proofErr w:type="spellEnd"/>
-            <w:r>
-              <w:t>, SNS Publish</w:t>
+              <w:t>DynamoDB PutItem, S3 PutObject, Rekognition DetectLabels, SNS Publish</w:t>
             </w:r>
           </w:p>
         </w:tc>
@@ -8913,11 +8631,9 @@
             <w:hideMark/>
           </w:tcPr>
           <w:p>
-            <w:proofErr w:type="spellStart"/>
             <w:r>
               <w:t>getLostItems</w:t>
             </w:r>
-            <w:proofErr w:type="spellEnd"/>
           </w:p>
         </w:tc>
         <w:tc>
@@ -8928,13 +8644,8 @@
           </w:tcPr>
           <w:p>
             <w:r>
-              <w:t xml:space="preserve">DynamoDB Scan, S3 </w:t>
-            </w:r>
-            <w:proofErr w:type="spellStart"/>
-            <w:r>
-              <w:t>GetObject</w:t>
-            </w:r>
-            <w:proofErr w:type="spellEnd"/>
+              <w:t>DynamoDB Scan, S3 GetObject</w:t>
+            </w:r>
           </w:p>
         </w:tc>
       </w:tr>
@@ -8949,11 +8660,9 @@
             <w:hideMark/>
           </w:tcPr>
           <w:p>
-            <w:proofErr w:type="spellStart"/>
             <w:r>
               <w:t>claimItem</w:t>
             </w:r>
-            <w:proofErr w:type="spellEnd"/>
           </w:p>
         </w:tc>
         <w:tc>
@@ -8964,13 +8673,8 @@
           </w:tcPr>
           <w:p>
             <w:r>
-              <w:t xml:space="preserve">DynamoDB </w:t>
-            </w:r>
-            <w:proofErr w:type="spellStart"/>
-            <w:r>
-              <w:t>UpdateItem</w:t>
-            </w:r>
-            <w:proofErr w:type="spellEnd"/>
+              <w:t>DynamoDB UpdateItem</w:t>
+            </w:r>
           </w:p>
         </w:tc>
       </w:tr>
@@ -8985,11 +8689,10 @@
             <w:hideMark/>
           </w:tcPr>
           <w:p>
-            <w:proofErr w:type="spellStart"/>
-            <w:r>
+            <w:r>
+              <w:lastRenderedPageBreak/>
               <w:t>updateItemStatus</w:t>
             </w:r>
-            <w:proofErr w:type="spellEnd"/>
           </w:p>
         </w:tc>
         <w:tc>
@@ -9000,13 +8703,8 @@
           </w:tcPr>
           <w:p>
             <w:r>
-              <w:t xml:space="preserve">DynamoDB </w:t>
-            </w:r>
-            <w:proofErr w:type="spellStart"/>
-            <w:r>
-              <w:t>UpdateItem</w:t>
-            </w:r>
-            <w:proofErr w:type="spellEnd"/>
+              <w:t>DynamoDB UpdateItem</w:t>
+            </w:r>
           </w:p>
         </w:tc>
       </w:tr>
@@ -9021,11 +8719,9 @@
             <w:hideMark/>
           </w:tcPr>
           <w:p>
-            <w:proofErr w:type="spellStart"/>
             <w:r>
               <w:t>sendDailySummary</w:t>
             </w:r>
-            <w:proofErr w:type="spellEnd"/>
           </w:p>
         </w:tc>
         <w:tc>
@@ -9058,7 +8754,7 @@
     </w:p>
     <w:p>
       <w:pPr>
-        <w:pStyle w:val="31"/>
+        <w:pStyle w:val="21"/>
         <w:rPr>
           <w:rFonts w:ascii="Aptos" w:hAnsi="Aptos"/>
         </w:rPr>
@@ -9067,232 +8763,6 @@
         <w:rPr>
           <w:rFonts w:ascii="Aptos" w:hAnsi="Aptos"/>
         </w:rPr>
-        <w:t>Evidence to Include</w:t>
-      </w:r>
-    </w:p>
-    <w:p>
-      <w:pPr>
-        <w:pStyle w:val="aff2"/>
-        <w:rPr>
-          <w:rFonts w:ascii="Aptos" w:hAnsi="Aptos"/>
-        </w:rPr>
-      </w:pPr>
-      <w:r>
-        <w:rPr>
-          <w:rFonts w:ascii="Aptos" w:hAnsi="Aptos"/>
-        </w:rPr>
-        <w:t>Screenshots should be included for:</w:t>
-      </w:r>
-    </w:p>
-    <w:p>
-      <w:pPr>
-        <w:pStyle w:val="aff2"/>
-        <w:numPr>
-          <w:ilvl w:val="0"/>
-          <w:numId w:val="15"/>
-        </w:numPr>
-        <w:rPr>
-          <w:rFonts w:ascii="Aptos" w:hAnsi="Aptos"/>
-        </w:rPr>
-      </w:pPr>
-      <w:r>
-        <w:rPr>
-          <w:rFonts w:ascii="Aptos" w:hAnsi="Aptos"/>
-        </w:rPr>
-        <w:t>Cognito User Pool.</w:t>
-      </w:r>
-    </w:p>
-    <w:p>
-      <w:pPr>
-        <w:pStyle w:val="aff2"/>
-        <w:numPr>
-          <w:ilvl w:val="0"/>
-          <w:numId w:val="15"/>
-        </w:numPr>
-        <w:rPr>
-          <w:rFonts w:ascii="Aptos" w:hAnsi="Aptos"/>
-        </w:rPr>
-      </w:pPr>
-      <w:r>
-        <w:rPr>
-          <w:rFonts w:ascii="Aptos" w:hAnsi="Aptos"/>
-        </w:rPr>
-        <w:t>Cognito Groups: User and Admin.</w:t>
-      </w:r>
-    </w:p>
-    <w:p>
-      <w:pPr>
-        <w:pStyle w:val="aff2"/>
-        <w:numPr>
-          <w:ilvl w:val="0"/>
-          <w:numId w:val="15"/>
-        </w:numPr>
-        <w:rPr>
-          <w:rFonts w:ascii="Aptos" w:hAnsi="Aptos"/>
-        </w:rPr>
-      </w:pPr>
-      <w:r>
-        <w:rPr>
-          <w:rFonts w:ascii="Aptos" w:hAnsi="Aptos"/>
-        </w:rPr>
-        <w:t>API Gateway JWT Authorizer.</w:t>
-      </w:r>
-    </w:p>
-    <w:p>
-      <w:pPr>
-        <w:pStyle w:val="aff2"/>
-        <w:numPr>
-          <w:ilvl w:val="0"/>
-          <w:numId w:val="15"/>
-        </w:numPr>
-        <w:rPr>
-          <w:rFonts w:ascii="Aptos" w:hAnsi="Aptos"/>
-        </w:rPr>
-      </w:pPr>
-      <w:r>
-        <w:rPr>
-          <w:rFonts w:ascii="Aptos" w:hAnsi="Aptos"/>
-        </w:rPr>
-        <w:t>Protected API Gateway routes.</w:t>
-      </w:r>
-    </w:p>
-    <w:p>
-      <w:pPr>
-        <w:pStyle w:val="aff2"/>
-        <w:numPr>
-          <w:ilvl w:val="0"/>
-          <w:numId w:val="15"/>
-        </w:numPr>
-        <w:rPr>
-          <w:rFonts w:ascii="Aptos" w:hAnsi="Aptos"/>
-        </w:rPr>
-      </w:pPr>
-      <w:r>
-        <w:rPr>
-          <w:rFonts w:ascii="Aptos" w:hAnsi="Aptos"/>
-        </w:rPr>
-        <w:t xml:space="preserve">Lambda code checking the </w:t>
-      </w:r>
-      <w:proofErr w:type="gramStart"/>
-      <w:r>
-        <w:rPr>
-          <w:rFonts w:ascii="Aptos" w:hAnsi="Aptos"/>
-        </w:rPr>
-        <w:t>Admin</w:t>
-      </w:r>
-      <w:proofErr w:type="gramEnd"/>
-      <w:r>
-        <w:rPr>
-          <w:rFonts w:ascii="Aptos" w:hAnsi="Aptos"/>
-        </w:rPr>
-        <w:t xml:space="preserve"> group.</w:t>
-      </w:r>
-    </w:p>
-    <w:p>
-      <w:pPr>
-        <w:pStyle w:val="aff2"/>
-        <w:numPr>
-          <w:ilvl w:val="0"/>
-          <w:numId w:val="15"/>
-        </w:numPr>
-        <w:rPr>
-          <w:rFonts w:ascii="Aptos" w:hAnsi="Aptos"/>
-        </w:rPr>
-      </w:pPr>
-      <w:r>
-        <w:rPr>
-          <w:rFonts w:ascii="Aptos" w:hAnsi="Aptos"/>
-        </w:rPr>
-        <w:t>S3 bucket showing private image storage.</w:t>
-      </w:r>
-    </w:p>
-    <w:p>
-      <w:pPr>
-        <w:pStyle w:val="aff2"/>
-        <w:numPr>
-          <w:ilvl w:val="0"/>
-          <w:numId w:val="15"/>
-        </w:numPr>
-        <w:rPr>
-          <w:rFonts w:ascii="Aptos" w:hAnsi="Aptos"/>
-        </w:rPr>
-      </w:pPr>
-      <w:r>
-        <w:rPr>
-          <w:rFonts w:ascii="Aptos" w:hAnsi="Aptos"/>
-        </w:rPr>
-        <w:t>Lambda code generating pre-signed URLs.</w:t>
-      </w:r>
-    </w:p>
-    <w:p>
-      <w:pPr>
-        <w:pStyle w:val="aff2"/>
-        <w:numPr>
-          <w:ilvl w:val="0"/>
-          <w:numId w:val="15"/>
-        </w:numPr>
-        <w:rPr>
-          <w:rFonts w:ascii="Aptos" w:hAnsi="Aptos"/>
-        </w:rPr>
-      </w:pPr>
-      <w:r>
-        <w:rPr>
-          <w:rFonts w:ascii="Aptos" w:hAnsi="Aptos"/>
-        </w:rPr>
-        <w:t>IAM roles and permissions for Lambda functions.</w:t>
-      </w:r>
-    </w:p>
-    <w:p>
-      <w:pPr>
-        <w:pStyle w:val="aff2"/>
-        <w:numPr>
-          <w:ilvl w:val="0"/>
-          <w:numId w:val="15"/>
-        </w:numPr>
-        <w:rPr>
-          <w:rFonts w:ascii="Aptos" w:hAnsi="Aptos"/>
-        </w:rPr>
-      </w:pPr>
-      <w:r>
-        <w:rPr>
-          <w:rFonts w:ascii="Aptos" w:hAnsi="Aptos"/>
-        </w:rPr>
-        <w:t xml:space="preserve">403 Forbidden </w:t>
-      </w:r>
-      <w:proofErr w:type="gramStart"/>
-      <w:r>
-        <w:rPr>
-          <w:rFonts w:ascii="Aptos" w:hAnsi="Aptos"/>
-        </w:rPr>
-        <w:t>response</w:t>
-      </w:r>
-      <w:proofErr w:type="gramEnd"/>
-      <w:r>
-        <w:rPr>
-          <w:rFonts w:ascii="Aptos" w:hAnsi="Aptos"/>
-        </w:rPr>
-        <w:t xml:space="preserve"> for non-admin users trying to mark an item as returned.</w:t>
-      </w:r>
-    </w:p>
-    <w:p>
-      <w:r>
-        <w:pict w14:anchorId="61FE6CBD">
-          <v:rect id="_x0000_i1060" style="width:0;height:1.5pt" o:hralign="center" o:hrstd="t" o:hr="t" fillcolor="#a0a0a0" stroked="f"/>
-        </w:pict>
-      </w:r>
-    </w:p>
-    <w:p>
-      <w:pPr>
-        <w:pStyle w:val="21"/>
-        <w:rPr>
-          <w:rFonts w:ascii="Aptos" w:hAnsi="Aptos"/>
-        </w:rPr>
-      </w:pPr>
-      <w:r>
-        <w:rPr>
-          <w:rFonts w:ascii="Aptos" w:hAnsi="Aptos"/>
-        </w:rPr>
-        <w:lastRenderedPageBreak/>
         <w:t>Bonus Summary Table</w:t>
       </w:r>
     </w:p>
@@ -9477,15 +8947,7 @@
           </w:tcPr>
           <w:p>
             <w:r>
-              <w:t xml:space="preserve">Use of </w:t>
-            </w:r>
-            <w:proofErr w:type="spellStart"/>
-            <w:r>
-              <w:t>EventBridge</w:t>
-            </w:r>
-            <w:proofErr w:type="spellEnd"/>
-            <w:r>
-              <w:t xml:space="preserve"> or Step Functions</w:t>
+              <w:t>Use of EventBridge or Step Functions</w:t>
             </w:r>
           </w:p>
         </w:tc>
@@ -9497,13 +8959,8 @@
           </w:tcPr>
           <w:p>
             <w:r>
-              <w:t xml:space="preserve">Amazon </w:t>
-            </w:r>
-            <w:proofErr w:type="spellStart"/>
-            <w:r>
-              <w:t>EventBridge</w:t>
-            </w:r>
-            <w:proofErr w:type="spellEnd"/>
+              <w:t>Amazon EventBridge</w:t>
+            </w:r>
           </w:p>
         </w:tc>
         <w:tc>
@@ -9588,8 +9045,332 @@
     <w:p>
       <w:r>
         <w:pict w14:anchorId="789E851E">
-          <v:rect id="_x0000_i1061" style="width:0;height:1.5pt" o:hralign="center" o:hrstd="t" o:hr="t" fillcolor="#a0a0a0" stroked="f"/>
+          <v:rect id="_x0000_i1029" style="width:0;height:1.5pt" o:hralign="center" o:hrstd="t" o:hr="t" fillcolor="#a0a0a0" stroked="f"/>
         </w:pict>
+      </w:r>
+    </w:p>
+    <w:p/>
+    <w:p/>
+    <w:p/>
+    <w:p>
+      <w:r>
+        <w:lastRenderedPageBreak/>
+        <w:drawing>
+          <wp:inline distT="0" distB="0" distL="0" distR="0" wp14:anchorId="5446C4E1" wp14:editId="034D109A">
+            <wp:extent cx="6309360" cy="4933315"/>
+            <wp:effectExtent l="0" t="0" r="0" b="635"/>
+            <wp:docPr id="7" name="صورة 7"/>
+            <wp:cNvGraphicFramePr>
+              <a:graphicFrameLocks xmlns:a="http://schemas.openxmlformats.org/drawingml/2006/main" noChangeAspect="1"/>
+            </wp:cNvGraphicFramePr>
+            <a:graphic xmlns:a="http://schemas.openxmlformats.org/drawingml/2006/main">
+              <a:graphicData uri="http://schemas.openxmlformats.org/drawingml/2006/picture">
+                <pic:pic xmlns:pic="http://schemas.openxmlformats.org/drawingml/2006/picture">
+                  <pic:nvPicPr>
+                    <pic:cNvPr id="1" name=""/>
+                    <pic:cNvPicPr/>
+                  </pic:nvPicPr>
+                  <pic:blipFill>
+                    <a:blip r:embed="rId15"/>
+                    <a:stretch>
+                      <a:fillRect/>
+                    </a:stretch>
+                  </pic:blipFill>
+                  <pic:spPr>
+                    <a:xfrm>
+                      <a:off x="0" y="0"/>
+                      <a:ext cx="6309360" cy="4933315"/>
+                    </a:xfrm>
+                    <a:prstGeom prst="rect">
+                      <a:avLst/>
+                    </a:prstGeom>
+                  </pic:spPr>
+                </pic:pic>
+              </a:graphicData>
+            </a:graphic>
+          </wp:inline>
+        </w:drawing>
+      </w:r>
+    </w:p>
+    <w:p>
+      <w:r>
+        <w:lastRenderedPageBreak/>
+        <w:drawing>
+          <wp:inline distT="0" distB="0" distL="0" distR="0" wp14:anchorId="30EADE48" wp14:editId="24F78ED1">
+            <wp:extent cx="6309360" cy="4097020"/>
+            <wp:effectExtent l="0" t="0" r="0" b="0"/>
+            <wp:docPr id="8" name="صورة 8"/>
+            <wp:cNvGraphicFramePr>
+              <a:graphicFrameLocks xmlns:a="http://schemas.openxmlformats.org/drawingml/2006/main" noChangeAspect="1"/>
+            </wp:cNvGraphicFramePr>
+            <a:graphic xmlns:a="http://schemas.openxmlformats.org/drawingml/2006/main">
+              <a:graphicData uri="http://schemas.openxmlformats.org/drawingml/2006/picture">
+                <pic:pic xmlns:pic="http://schemas.openxmlformats.org/drawingml/2006/picture">
+                  <pic:nvPicPr>
+                    <pic:cNvPr id="1" name=""/>
+                    <pic:cNvPicPr/>
+                  </pic:nvPicPr>
+                  <pic:blipFill>
+                    <a:blip r:embed="rId16"/>
+                    <a:stretch>
+                      <a:fillRect/>
+                    </a:stretch>
+                  </pic:blipFill>
+                  <pic:spPr>
+                    <a:xfrm>
+                      <a:off x="0" y="0"/>
+                      <a:ext cx="6309360" cy="4097020"/>
+                    </a:xfrm>
+                    <a:prstGeom prst="rect">
+                      <a:avLst/>
+                    </a:prstGeom>
+                  </pic:spPr>
+                </pic:pic>
+              </a:graphicData>
+            </a:graphic>
+          </wp:inline>
+        </w:drawing>
+      </w:r>
+    </w:p>
+    <w:p>
+      <w:r>
+        <w:drawing>
+          <wp:inline distT="0" distB="0" distL="0" distR="0" wp14:anchorId="397BC5B0" wp14:editId="49D00915">
+            <wp:extent cx="6309360" cy="4097020"/>
+            <wp:effectExtent l="0" t="0" r="0" b="0"/>
+            <wp:docPr id="9" name="صورة 9"/>
+            <wp:cNvGraphicFramePr>
+              <a:graphicFrameLocks xmlns:a="http://schemas.openxmlformats.org/drawingml/2006/main" noChangeAspect="1"/>
+            </wp:cNvGraphicFramePr>
+            <a:graphic xmlns:a="http://schemas.openxmlformats.org/drawingml/2006/main">
+              <a:graphicData uri="http://schemas.openxmlformats.org/drawingml/2006/picture">
+                <pic:pic xmlns:pic="http://schemas.openxmlformats.org/drawingml/2006/picture">
+                  <pic:nvPicPr>
+                    <pic:cNvPr id="1" name=""/>
+                    <pic:cNvPicPr/>
+                  </pic:nvPicPr>
+                  <pic:blipFill>
+                    <a:blip r:embed="rId17"/>
+                    <a:stretch>
+                      <a:fillRect/>
+                    </a:stretch>
+                  </pic:blipFill>
+                  <pic:spPr>
+                    <a:xfrm>
+                      <a:off x="0" y="0"/>
+                      <a:ext cx="6309360" cy="4097020"/>
+                    </a:xfrm>
+                    <a:prstGeom prst="rect">
+                      <a:avLst/>
+                    </a:prstGeom>
+                  </pic:spPr>
+                </pic:pic>
+              </a:graphicData>
+            </a:graphic>
+          </wp:inline>
+        </w:drawing>
+      </w:r>
+    </w:p>
+    <w:p/>
+    <w:p>
+      <w:r>
+        <w:lastRenderedPageBreak/>
+        <w:drawing>
+          <wp:inline distT="0" distB="0" distL="0" distR="0" wp14:anchorId="2E7C3896" wp14:editId="6114E8F7">
+            <wp:extent cx="6309360" cy="4097020"/>
+            <wp:effectExtent l="0" t="0" r="0" b="0"/>
+            <wp:docPr id="10" name="صورة 10"/>
+            <wp:cNvGraphicFramePr>
+              <a:graphicFrameLocks xmlns:a="http://schemas.openxmlformats.org/drawingml/2006/main" noChangeAspect="1"/>
+            </wp:cNvGraphicFramePr>
+            <a:graphic xmlns:a="http://schemas.openxmlformats.org/drawingml/2006/main">
+              <a:graphicData uri="http://schemas.openxmlformats.org/drawingml/2006/picture">
+                <pic:pic xmlns:pic="http://schemas.openxmlformats.org/drawingml/2006/picture">
+                  <pic:nvPicPr>
+                    <pic:cNvPr id="1" name=""/>
+                    <pic:cNvPicPr/>
+                  </pic:nvPicPr>
+                  <pic:blipFill>
+                    <a:blip r:embed="rId18"/>
+                    <a:stretch>
+                      <a:fillRect/>
+                    </a:stretch>
+                  </pic:blipFill>
+                  <pic:spPr>
+                    <a:xfrm>
+                      <a:off x="0" y="0"/>
+                      <a:ext cx="6309360" cy="4097020"/>
+                    </a:xfrm>
+                    <a:prstGeom prst="rect">
+                      <a:avLst/>
+                    </a:prstGeom>
+                  </pic:spPr>
+                </pic:pic>
+              </a:graphicData>
+            </a:graphic>
+          </wp:inline>
+        </w:drawing>
+      </w:r>
+    </w:p>
+    <w:p>
+      <w:pPr>
+        <w:pStyle w:val="aff2"/>
+      </w:pPr>
+      <w:r>
+        <w:rPr>
+          <w:noProof/>
+        </w:rPr>
+        <w:drawing>
+          <wp:inline distT="0" distB="0" distL="0" distR="0" wp14:anchorId="366DED19" wp14:editId="73D4D975">
+            <wp:extent cx="6309360" cy="3254375"/>
+            <wp:effectExtent l="0" t="0" r="0" b="3175"/>
+            <wp:docPr id="11" name="صورة 11"/>
+            <wp:cNvGraphicFramePr>
+              <a:graphicFrameLocks xmlns:a="http://schemas.openxmlformats.org/drawingml/2006/main" noChangeAspect="1"/>
+            </wp:cNvGraphicFramePr>
+            <a:graphic xmlns:a="http://schemas.openxmlformats.org/drawingml/2006/main">
+              <a:graphicData uri="http://schemas.openxmlformats.org/drawingml/2006/picture">
+                <pic:pic xmlns:pic="http://schemas.openxmlformats.org/drawingml/2006/picture">
+                  <pic:nvPicPr>
+                    <pic:cNvPr id="0" name="Picture 11"/>
+                    <pic:cNvPicPr>
+                      <a:picLocks noChangeAspect="1" noChangeArrowheads="1"/>
+                    </pic:cNvPicPr>
+                  </pic:nvPicPr>
+                  <pic:blipFill>
+                    <a:blip r:embed="rId19">
+                      <a:extLst>
+                        <a:ext uri="{28A0092B-C50C-407E-A947-70E740481C1C}">
+                          <a14:useLocalDpi xmlns:a14="http://schemas.microsoft.com/office/drawing/2010/main" val="0"/>
+                        </a:ext>
+                      </a:extLst>
+                    </a:blip>
+                    <a:srcRect/>
+                    <a:stretch>
+                      <a:fillRect/>
+                    </a:stretch>
+                  </pic:blipFill>
+                  <pic:spPr bwMode="auto">
+                    <a:xfrm>
+                      <a:off x="0" y="0"/>
+                      <a:ext cx="6309360" cy="3254375"/>
+                    </a:xfrm>
+                    <a:prstGeom prst="rect">
+                      <a:avLst/>
+                    </a:prstGeom>
+                    <a:noFill/>
+                    <a:ln>
+                      <a:noFill/>
+                    </a:ln>
+                  </pic:spPr>
+                </pic:pic>
+              </a:graphicData>
+            </a:graphic>
+          </wp:inline>
+        </w:drawing>
+      </w:r>
+    </w:p>
+    <w:p/>
+    <w:p/>
+    <w:p/>
+    <w:p>
+      <w:r>
+        <w:lastRenderedPageBreak/>
+        <w:drawing>
+          <wp:inline distT="0" distB="0" distL="0" distR="0" wp14:anchorId="64F80DBE" wp14:editId="3E108ECF">
+            <wp:extent cx="6309360" cy="4097020"/>
+            <wp:effectExtent l="0" t="0" r="0" b="0"/>
+            <wp:docPr id="12" name="صورة 12"/>
+            <wp:cNvGraphicFramePr>
+              <a:graphicFrameLocks xmlns:a="http://schemas.openxmlformats.org/drawingml/2006/main" noChangeAspect="1"/>
+            </wp:cNvGraphicFramePr>
+            <a:graphic xmlns:a="http://schemas.openxmlformats.org/drawingml/2006/main">
+              <a:graphicData uri="http://schemas.openxmlformats.org/drawingml/2006/picture">
+                <pic:pic xmlns:pic="http://schemas.openxmlformats.org/drawingml/2006/picture">
+                  <pic:nvPicPr>
+                    <pic:cNvPr id="1" name=""/>
+                    <pic:cNvPicPr/>
+                  </pic:nvPicPr>
+                  <pic:blipFill>
+                    <a:blip r:embed="rId20"/>
+                    <a:stretch>
+                      <a:fillRect/>
+                    </a:stretch>
+                  </pic:blipFill>
+                  <pic:spPr>
+                    <a:xfrm>
+                      <a:off x="0" y="0"/>
+                      <a:ext cx="6309360" cy="4097020"/>
+                    </a:xfrm>
+                    <a:prstGeom prst="rect">
+                      <a:avLst/>
+                    </a:prstGeom>
+                  </pic:spPr>
+                </pic:pic>
+              </a:graphicData>
+            </a:graphic>
+          </wp:inline>
+        </w:drawing>
+      </w:r>
+    </w:p>
+    <w:p/>
+    <w:p>
+      <w:pPr>
+        <w:pStyle w:val="aff2"/>
+      </w:pPr>
+      <w:r>
+        <w:rPr>
+          <w:noProof/>
+        </w:rPr>
+        <w:lastRenderedPageBreak/>
+        <w:drawing>
+          <wp:inline distT="0" distB="0" distL="0" distR="0" wp14:anchorId="76103A7F" wp14:editId="7CAE669A">
+            <wp:extent cx="6309360" cy="5864225"/>
+            <wp:effectExtent l="0" t="0" r="0" b="3175"/>
+            <wp:docPr id="13" name="صورة 13"/>
+            <wp:cNvGraphicFramePr>
+              <a:graphicFrameLocks xmlns:a="http://schemas.openxmlformats.org/drawingml/2006/main" noChangeAspect="1"/>
+            </wp:cNvGraphicFramePr>
+            <a:graphic xmlns:a="http://schemas.openxmlformats.org/drawingml/2006/main">
+              <a:graphicData uri="http://schemas.openxmlformats.org/drawingml/2006/picture">
+                <pic:pic xmlns:pic="http://schemas.openxmlformats.org/drawingml/2006/picture">
+                  <pic:nvPicPr>
+                    <pic:cNvPr id="0" name="Picture 14"/>
+                    <pic:cNvPicPr>
+                      <a:picLocks noChangeAspect="1" noChangeArrowheads="1"/>
+                    </pic:cNvPicPr>
+                  </pic:nvPicPr>
+                  <pic:blipFill>
+                    <a:blip r:embed="rId21">
+                      <a:extLst>
+                        <a:ext uri="{28A0092B-C50C-407E-A947-70E740481C1C}">
+                          <a14:useLocalDpi xmlns:a14="http://schemas.microsoft.com/office/drawing/2010/main" val="0"/>
+                        </a:ext>
+                      </a:extLst>
+                    </a:blip>
+                    <a:srcRect/>
+                    <a:stretch>
+                      <a:fillRect/>
+                    </a:stretch>
+                  </pic:blipFill>
+                  <pic:spPr bwMode="auto">
+                    <a:xfrm>
+                      <a:off x="0" y="0"/>
+                      <a:ext cx="6309360" cy="5864225"/>
+                    </a:xfrm>
+                    <a:prstGeom prst="rect">
+                      <a:avLst/>
+                    </a:prstGeom>
+                    <a:noFill/>
+                    <a:ln>
+                      <a:noFill/>
+                    </a:ln>
+                  </pic:spPr>
+                </pic:pic>
+              </a:graphicData>
+            </a:graphic>
+          </wp:inline>
+        </w:drawing>
       </w:r>
     </w:p>
     <w:p/>
@@ -9600,18 +9381,55 @@
     <w:p/>
     <w:p/>
     <w:p/>
-    <w:p/>
-    <w:p/>
-    <w:p/>
-    <w:p/>
-    <w:p/>
-    <w:p/>
-    <w:p/>
-    <w:p/>
+    <w:p>
+      <w:r>
+        <w:lastRenderedPageBreak/>
+        <w:t>Ex. IAM Policy for Lambda createLostItem</w:t>
+      </w:r>
+    </w:p>
+    <w:p>
+      <w:r>
+        <w:drawing>
+          <wp:inline distT="0" distB="0" distL="0" distR="0" wp14:anchorId="755D6433" wp14:editId="489F27BE">
+            <wp:extent cx="6309360" cy="4669155"/>
+            <wp:effectExtent l="0" t="0" r="0" b="0"/>
+            <wp:docPr id="16" name="صورة 16"/>
+            <wp:cNvGraphicFramePr>
+              <a:graphicFrameLocks xmlns:a="http://schemas.openxmlformats.org/drawingml/2006/main" noChangeAspect="1"/>
+            </wp:cNvGraphicFramePr>
+            <a:graphic xmlns:a="http://schemas.openxmlformats.org/drawingml/2006/main">
+              <a:graphicData uri="http://schemas.openxmlformats.org/drawingml/2006/picture">
+                <pic:pic xmlns:pic="http://schemas.openxmlformats.org/drawingml/2006/picture">
+                  <pic:nvPicPr>
+                    <pic:cNvPr id="1" name=""/>
+                    <pic:cNvPicPr/>
+                  </pic:nvPicPr>
+                  <pic:blipFill>
+                    <a:blip r:embed="rId22"/>
+                    <a:stretch>
+                      <a:fillRect/>
+                    </a:stretch>
+                  </pic:blipFill>
+                  <pic:spPr>
+                    <a:xfrm>
+                      <a:off x="0" y="0"/>
+                      <a:ext cx="6309360" cy="4669155"/>
+                    </a:xfrm>
+                    <a:prstGeom prst="rect">
+                      <a:avLst/>
+                    </a:prstGeom>
+                  </pic:spPr>
+                </pic:pic>
+              </a:graphicData>
+            </a:graphic>
+          </wp:inline>
+        </w:drawing>
+      </w:r>
+    </w:p>
     <w:p/>
     <w:p/>
     <w:sectPr>
-      <w:footerReference w:type="default" r:id="rId10"/>
+      <w:footerReference w:type="default" r:id="rId23"/>
       <w:pgSz w:w="12240" w:h="15840"/>
       <w:pgMar w:top="1080" w:right="1152" w:bottom="1080" w:left="1152" w:header="720" w:footer="720" w:gutter="0"/>
       <w:cols w:space="720"/>
@@ -22245,6 +22063,25 @@
       <w:shd w:val="clear" w:color="auto" w:fill="E1DFDD"/>
     </w:rPr>
   </w:style>
+  <w:style w:type="table" w:styleId="aff4">
+    <w:name w:val="Grid Table Light"/>
+    <w:basedOn w:val="a3"/>
+    <w:uiPriority w:val="99"/>
+    <w:rsid w:val="00115776"/>
+    <w:pPr>
+      <w:spacing w:after="0" w:line="240" w:lineRule="auto"/>
+    </w:pPr>
+    <w:tblPr>
+      <w:tblBorders>
+        <w:top w:val="single" w:sz="4" w:space="0" w:color="BFBFBF" w:themeColor="background1" w:themeShade="BF"/>
+        <w:left w:val="single" w:sz="4" w:space="0" w:color="BFBFBF" w:themeColor="background1" w:themeShade="BF"/>
+        <w:bottom w:val="single" w:sz="4" w:space="0" w:color="BFBFBF" w:themeColor="background1" w:themeShade="BF"/>
+        <w:right w:val="single" w:sz="4" w:space="0" w:color="BFBFBF" w:themeColor="background1" w:themeShade="BF"/>
+        <w:insideH w:val="single" w:sz="4" w:space="0" w:color="BFBFBF" w:themeColor="background1" w:themeShade="BF"/>
+        <w:insideV w:val="single" w:sz="4" w:space="0" w:color="BFBFBF" w:themeColor="background1" w:themeShade="BF"/>
+      </w:tblBorders>
+    </w:tblPr>
+  </w:style>
 </w:styles>
 </file>
 
